--- a/database/db instructions.docx
+++ b/database/db instructions.docx
@@ -4,20 +4,12 @@
   <w:body>
     <w:p>
       <w:r>
-        <w:t xml:space="preserve">User: </w:t>
+        <w:t>User: opc</w:t>
       </w:r>
-      <w:proofErr w:type="spellStart"/>
-      <w:r>
-        <w:t>opc</w:t>
-      </w:r>
-      <w:proofErr w:type="spellEnd"/>
     </w:p>
     <w:p>
       <w:r>
-        <w:t xml:space="preserve">Password: </w:t>
-      </w:r>
-      <w:r>
-        <w:t>tapDatabase2@</w:t>
+        <w:t>Password: tapDatabase2@</w:t>
       </w:r>
     </w:p>
     <w:p/>
@@ -30,15 +22,7 @@
         </w:numPr>
       </w:pPr>
       <w:r>
-        <w:t>SSH into instance: ssh -</w:t>
-      </w:r>
-      <w:proofErr w:type="spellStart"/>
-      <w:r>
-        <w:t>i</w:t>
-      </w:r>
-      <w:proofErr w:type="spellEnd"/>
-      <w:r>
-        <w:t xml:space="preserve"> path\to\key opc@</w:t>
+        <w:t>SSH into instance: ssh -i path\to\key opc@</w:t>
       </w:r>
       <w:r>
         <w:t>141.148.33.230</w:t>
@@ -55,27 +39,9 @@
       <w:r>
         <w:t xml:space="preserve">Install MySQL Client: </w:t>
       </w:r>
-      <w:proofErr w:type="spellStart"/>
       <w:r>
-        <w:t>sudo</w:t>
+        <w:t>sudo dnf install -y mariadb</w:t>
       </w:r>
-      <w:proofErr w:type="spellEnd"/>
-      <w:r>
-        <w:t xml:space="preserve"> </w:t>
-      </w:r>
-      <w:proofErr w:type="spellStart"/>
-      <w:r>
-        <w:t>dnf</w:t>
-      </w:r>
-      <w:proofErr w:type="spellEnd"/>
-      <w:r>
-        <w:t xml:space="preserve"> install -y </w:t>
-      </w:r>
-      <w:proofErr w:type="spellStart"/>
-      <w:r>
-        <w:t>mariadb</w:t>
-      </w:r>
-      <w:proofErr w:type="spellEnd"/>
     </w:p>
     <w:p>
       <w:pPr>
@@ -88,13 +54,8 @@
       <w:r>
         <w:t xml:space="preserve">Verify: </w:t>
       </w:r>
-      <w:proofErr w:type="spellStart"/>
       <w:r>
-        <w:t>mysql</w:t>
-      </w:r>
-      <w:proofErr w:type="spellEnd"/>
-      <w:r>
-        <w:t xml:space="preserve"> </w:t>
+        <w:t xml:space="preserve">mysql </w:t>
       </w:r>
       <w:r>
         <w:t>–</w:t>
@@ -168,6 +129,16 @@
             </a:graphic>
           </wp:inline>
         </w:drawing>
+      </w:r>
+      <w:r>
+        <w:br/>
+      </w:r>
+      <w:r>
+        <w:br/>
+        <w:t xml:space="preserve">5. Login to MySQL command: </w:t>
+      </w:r>
+      <w:r>
+        <w:t>mysqlsh --sql -h 10.0.0.183 -u opc -p --ssl-mode=REQUIRED</w:t>
       </w:r>
     </w:p>
     <w:sectPr>
